--- a/Supplementary_Material_PedSurgInt.docx
+++ b/Supplementary_Material_PedSurgInt.docx
@@ -257,7 +257,7 @@
                 <w:b/>
                 <w:sz w:val="18"/>
               </w:rPr>
-              <w:t>Cohen's κ (95% CI)</w:t>
+              <w:t>Cohen’s κ (95% CI)</w:t>
             </w:r>
           </w:p>
         </w:tc>
@@ -2561,7 +2561,7 @@
     </w:p>
     <w:p>
       <w:r>
-        <w:t>Agreement was computed from each reviewer's own independent copy of the adjudication workbook, not from the merged consensus file. Pass 1 covers 52 of the 53 candidate reoperations submitted for adjudication; the remaining child, in whom neither reviewer assigned a cause, was later excluded as a late reoperation outside the 42-day window. Of the 52 scored records, 36 were ultimately included as unplanned reoperations (11 excluded as planned staged procedures, 1 more beyond the time window, 1 for unavailable records, and 3 in children whose index operation was judged in Pass 4 not to be a primary Ladd procedure); adding the unscored child gives the 2 beyond-window exclusions reported in Supplementary Table S3. Pass 2 covers a pool of 132 index operations; Pass 3 covers the 12 cohort children reoperated for persistent duodenal obstruction; Pass 4 covers the 19 children whose index record was questionable. Disagreements were resolved by consensus before analysis.</w:t>
+        <w:t>Agreement was computed from each reviewer’s own independent copy of the adjudication workbook, not from the merged consensus file. Pass 1 covers 52 of the 53 candidate reoperations submitted for adjudication; the remaining child, in whom neither reviewer assigned a cause, was later excluded as a late reoperation outside the 42-day window. Of the 52 scored records, 36 were ultimately included as unplanned reoperations (11 excluded as planned staged procedures, 1 more beyond the time window, 1 for unavailable records, and 3 in children whose index operation was judged in Pass 4 not to be a primary Ladd procedure); adding the unscored child gives the 2 beyond-window exclusions reported in Supplementary Table S3. Pass 2 covers a pool of 132 index operations; Pass 3 covers the 12 cohort children reoperated for persistent duodenal obstruction; Pass 4 covers the 19 children whose index record was questionable. Disagreements were resolved by consensus before analysis.</w:t>
       </w:r>
     </w:p>
     <w:p>
@@ -2580,7 +2580,7 @@
         <w:t>missed associated anomaly</w:t>
       </w:r>
       <w:r>
-        <w:t xml:space="preserve"> was created after scoring. Membership is a deterministic function of two fields each reviewer had already scored independently under blinding (an associated anomaly other than “none”, together with that anomaly being unrecognized at the index operation), and agreement on both fields was perfect (κ=1.00). Applying that rule to each reviewer's own ratings therefore yields that reviewer's rating under the final taxonomy; no record was re-read. The 4 disagreements were identical under both schemes and all lay between adhesive obstruction and either persistent duodenal obstruction or necrosis/perforation.</w:t>
+        <w:t xml:space="preserve"> was created after scoring. Membership is a deterministic function of two fields each reviewer had already scored independently under blinding (an associated anomaly other than “none”, together with that anomaly being unrecognized at the index operation), and agreement on both fields was perfect (κ=1.00). Applying that rule to each reviewer’s own ratings therefore yields that reviewer’s rating under the final taxonomy; no record was re-read. The 4 disagreements were identical under both schemes and all lay between adhesive obstruction and either persistent duodenal obstruction or necrosis/perforation.</w:t>
       </w:r>
     </w:p>
     <w:p>
@@ -2626,7 +2626,7 @@
         <w:t>laparoscopically assisted</w:t>
       </w:r>
       <w:r>
-        <w:t xml:space="preserve"> for a single record, resolved to laparoscopic completion by consensus. Collapsing that label gives κ=0.83 (0.74 to 0.92). Of the 12 disagreements, 9 lay on the single boundary between conversion and laparoscopic completion, the same boundary examined in the intention-to-treat sensitivity analysis (Table 4); the remaining 3 involved open versus laparoscopic completion. The automated classifier used to assign approach in the full cohort was validated against the reviewer consensus in this pool (final rows).</w:t>
+        <w:t xml:space="preserve"> for a single record, resolved to laparoscopic completion by consensus. Collapsing that label gives κ=0.83 (0.74 to 0.92). Of the 12 disagreements, 9 lay on the single boundary between conversion and laparoscopic completion, the same boundary examined in the intention-to-treat sensitivity analysis (Table 3); the remaining 3 involved open versus laparoscopic completion. The automated classifier used to assign approach in the full cohort was validated against the reviewer consensus in this pool (final rows).</w:t>
       </w:r>
     </w:p>
     <w:p>
@@ -3712,7 +3712,7 @@
         <w:t>Follow-up completeness for the 42-day window (n=450).</w:t>
       </w:r>
       <w:r>
-        <w:t xml:space="preserve"> 396 children (88.0%) completed the window without either the outcome or the competing event; 36 (8.0%) had the primary outcome (Table 2); 16 (3.6%) had the competing event (confirmed death) within the window, at a median of 1 day (Table 3 footnote); 2 children (0.4%) discharged against medical advice could not be traced by telephone and were censored at their last recorded discharge, 5 and 18 days after the index operation (§2.3).</w:t>
+        <w:t xml:space="preserve"> 396 children (88.0%) completed the window without either the outcome or the competing event; 36 (8.0%) had the primary outcome (Table 2); 16 (3.6%) had the competing event (confirmed death) within the window, at a median of 1 day (Table 4 footnote); 2 children (0.4%) discharged against medical advice could not be traced by telephone and were censored at their last recorded discharge, 5 and 18 days after the index operation (§2.3).</w:t>
       </w:r>
     </w:p>
     <w:p>
@@ -4543,7 +4543,7 @@
         <w:t>Second pass.</w:t>
       </w:r>
       <w:r>
-        <w:t xml:space="preserve"> This pass validated the keyword rules of §2.3, which assigned exposure for the remaining children. Disagreements were resolved by consensus. Agreement was quantified with Cohen's κ and, for rare binary outcomes, prevalence-adjusted bias-adjusted κ (PABAK) [16].</w:t>
+        <w:t xml:space="preserve"> This pass validated the keyword rules of §2.3, which assigned exposure for the remaining children. Disagreements were resolved by consensus. Agreement was quantified with Cohen’s κ and, for rare binary outcomes, prevalence-adjusted bias-adjusted κ (PABAK) [16].</w:t>
       </w:r>
     </w:p>
     <w:p>
@@ -4572,7 +4572,7 @@
         <w:t>persistent duodenal obstruction</w:t>
       </w:r>
       <w:r>
-        <w:t xml:space="preserve"> after adjudication. No record was re-read: membership is a deterministic function of two fields each reviewer had already scored independently under blinding (an associated anomaly other than "none", plus that anomaly having been unrecognized at the index operation), and agreement on both was perfect (κ=1.00). Applying that rule to each reviewer's own ratings gives their rating under the final taxonomy; agreement on cause was κ=0.90, unchanged from the scheme used at scoring, and the four disagreements were identical under both.</w:t>
+        <w:t xml:space="preserve"> after adjudication. No record was re-read: membership is a deterministic function of two fields each reviewer had already scored independently under blinding (an associated anomaly other than "none", plus that anomaly having been unrecognized at the index operation), and agreement on both was perfect (κ=1.00). Applying that rule to each reviewer’s own ratings gives their rating under the final taxonomy; agreement on cause was κ=0.90, unchanged from the scheme used at scoring, and the four disagreements were identical under both.</w:t>
       </w:r>
     </w:p>
     <w:p>
@@ -4583,7 +4583,7 @@
         <w:t>Fourth-pass outcome.</w:t>
       </w:r>
       <w:r>
-        <w:t xml:space="preserve"> Sixteen children were judged not to have had a primary Ladd operation by unanimous first-read agreement — four because the index record was a diagnostic endoscopy or biopsy, eight because the index operation was a redo Ladd for recurrent malrotation, and four because a previous Ladd had been performed and the index operation was not itself a Ladd. Two further children, on whom the reviewers initially disagreed, were excluded by consensus; both were resolved to the redo-Ladd category, bringing that category's total to ten (Supplementary Table S1). Separately, in three children whose earliest recorded operation was a preliminary procedure on the same admission (not itself a candidate for this pass), the index date was corrected to the nearby operation that was unambiguously the primary Ladd; only one of these three was also among the 19 children reviewed in this pass, and that child was excluded (redo-Ladd category) rather than retained. Three of the 39 reoperations initially identified were in children excluded by this pass, all aged over one year.</w:t>
+        <w:t xml:space="preserve"> Sixteen children were judged not to have had a primary Ladd operation by unanimous first-read agreement — four because the index record was a diagnostic endoscopy or biopsy, eight because the index operation was a redo Ladd for recurrent malrotation, and four because a previous Ladd had been performed and the index operation was not itself a Ladd. Two further children, on whom the reviewers initially disagreed, were excluded by consensus; both were resolved to the redo-Ladd category, bringing that category’s total to ten (Supplementary Table S1). Separately, in three children whose earliest recorded operation was a preliminary procedure on the same admission (not itself a candidate for this pass), the index date was corrected to the nearby operation that was unambiguously the primary Ladd; only one of these three was also among the 19 children reviewed in this pass, and that child was excluded (redo-Ladd category) rather than retained. Three of the 39 reoperations initially identified were in children excluded by this pass, all aged over one year.</w:t>
       </w:r>
     </w:p>
     <w:p>
@@ -4622,7 +4622,7 @@
     </w:p>
     <w:p>
       <w:r>
-        <w:t>All are reported in Table 4 of the main text unless noted.</w:t>
+        <w:t>All are reported in Table 3 of the main text unless noted.</w:t>
       </w:r>
     </w:p>
     <w:p>
@@ -5401,7 +5401,7 @@
               <w:rPr>
                 <w:sz w:val="18"/>
               </w:rPr>
-              <w:t>Gray's test within neonates</w:t>
+              <w:t>Gray’s test within neonates</w:t>
             </w:r>
           </w:p>
         </w:tc>
@@ -6870,13 +6870,7 @@
         <w:t>Supplementary Figure S1.</w:t>
       </w:r>
       <w:r>
-        <w:t xml:space="preserve"> Competing-risk cumulative incidence of unplanned reoperation by index surgical approach, estimated with the Aalen–Johansen method treating confirmed death as the competing event, with administrative censoring at 42 days, matching the outcome window. Shaded areas are 95% bootstrap confidence bands (1000 resamples). Forty-two-day cumulative incidence was 9.4% after laparoscopic completion (n=255) versus 6.2% after open-related surgery (n=195); the corresponding cause-specific Cox hazard ratio was 1.41 (95% CI 0.71–2.82, p=0.331). The competing event itself was far more frequent in the open-related arm (all 16 deaths within the window followed open-related surgery, so the hazard ratio is not estimable), which is why the competing-risk framework was used rather than a naive Kaplan–Meier complement. </w:t>
-      </w:r>
-      <w:r>
-        <w:rPr>
-          <w:i/>
-        </w:rPr>
-        <w:t>(File: FigureS1_CIF_reoperation_EN.png / .pdf)</w:t>
+        <w:t xml:space="preserve"> Competing-risk cumulative incidence of unplanned reoperation by index surgical approach, estimated with the Aalen–Johansen method treating confirmed death as the competing event, with administrative censoring at 42 days, matching the outcome window. Shaded areas are 95% bootstrap confidence bands (1000 resamples). Forty-two-day cumulative incidence was 9.4% after laparoscopic completion (n=255) versus 6.2% after open-related surgery (n=195); the corresponding cause-specific Cox hazard ratio was 1.41 (95% CI 0.71–2.82, p=0.331). The competing event itself was far more frequent in the open-related arm (all 16 deaths within the window followed open-related surgery, so the hazard ratio is not estimable), which is why the competing-risk framework was used rather than a naive Kaplan–Meier complement.</w:t>
       </w:r>
     </w:p>
     <w:p>
@@ -6900,7 +6894,7 @@
       <w:r>
         <w:drawing>
           <wp:inline xmlns:a="http://schemas.openxmlformats.org/drawingml/2006/main" xmlns:pic="http://schemas.openxmlformats.org/drawingml/2006/picture">
-            <wp:extent cx="5760720" cy="3507893"/>
+            <wp:extent cx="5760720" cy="3746300"/>
             <wp:docPr id="1" name="Picture 1" descr="Supplementary Figure S1. Aalen-Johansen cumulative incidence curves of unplanned reoperation over 42 days, laparoscopic completion versus open-related, with 95% bootstrap confidence bands; the two curves are close throughout, 9.4% versus 6.2% at day 42." title="Supplementary Figure S1. Aalen-Johansen cumulative incidence curves of unplanned reoperation over 42 days, laparoscopic completion versus open-related, with 95% bootstrap confidence bands; the two curves are close throughout, 9.4% versus 6.2% at day 42."/>
             <wp:cNvGraphicFramePr>
               <a:graphicFrameLocks noChangeAspect="1"/>
@@ -6921,7 +6915,7 @@
                   <pic:spPr>
                     <a:xfrm>
                       <a:off x="0" y="0"/>
-                      <a:ext cx="5760720" cy="3507893"/>
+                      <a:ext cx="5760720" cy="3746300"/>
                     </a:xfrm>
                     <a:prstGeom prst="rect"/>
                   </pic:spPr>
@@ -6940,7 +6934,7 @@
         <w:t>Supplementary Figure S2.</w:t>
       </w:r>
       <w:r>
-        <w:t xml:space="preserve"> Cause-specific rate of unplanned early reoperation by index surgical approach. Bars are cause-specific rates using the whole approach group as the denominator (255 laparoscopic, 195 open-related); numerals are event counts. No difference was detected in the overall reoperation rate between approaches (9.4% vs. 6.2%, p=0.22), but the composition differed: persistent duodenal obstruction followed only laparoscopic completions (4.7% vs. 0%; risk difference +4.7 percentage points, 95% CI 1.9 to 8.0, Holm p=0.010), whereas necrosis, perforation, or anastomotic complication and “other” complications predominated after open-related surgery. Confidence intervals are given in Table 2; the duodenal-obstruction comparison is shown stratified by age in Figure 2.</w:t>
+        <w:t xml:space="preserve"> Cause-specific rate of unplanned early reoperation by index surgical approach. Bars are cause-specific rates using the whole approach group as the denominator (255 laparoscopic, 195 open-related); numerals are event counts. No difference was detected in the overall reoperation rate between approaches (9.4% vs. 6.2%, p=0.22), but the composition differed: persistent duodenal obstruction followed only laparoscopic completions (4.7% vs. 0%; risk difference +4.7 percentage points, 95% CI 1.9 to 8.0, Holm p=0.010), whereas necrosis, perforation, or anastomotic complication and “other” complications predominated after open-related surgery. Confidence intervals are given in Table 2; the duodenal-obstruction comparison is shown stratified by age in Fig. 2 of the main text.</w:t>
       </w:r>
     </w:p>
     <w:p>
